--- a/fuentes/CF2_63310033_DI.docx
+++ b/fuentes/CF2_63310033_DI.docx
@@ -1118,22 +1118,33 @@
         <w:pStyle w:val="Normal0"/>
         <w:spacing w:line="360" w:lineRule="auto"/>
         <w:rPr>
-          <w:bCs/>
-          <w:sz w:val="20"/>
-          <w:szCs w:val="20"/>
-        </w:rPr>
-      </w:pPr>
-      <w:r>
-        <w:rPr>
-          <w:bCs/>
-          <w:sz w:val="20"/>
-          <w:szCs w:val="20"/>
-        </w:rPr>
-        <w:t>En el año de 1991 el gobierno nacional adoptó dicho concepto recogido por la Constitución Política donde “elevó el manejo y la protección de los recursos naturales y el medio ambiente, en otras palabras, la biodiversidad, a la categoría de norma constitucional, mediante el reconocimiento de</w:t>
-      </w:r>
-      <w:r>
-        <w:rPr>
-          <w:bCs/>
+          <w:sz w:val="20"/>
+          <w:szCs w:val="20"/>
+        </w:rPr>
+      </w:pPr>
+      <w:r>
+        <w:rPr>
+          <w:sz w:val="20"/>
+          <w:szCs w:val="20"/>
+        </w:rPr>
+        <w:t>En el año de 1991 el gobierno nacional adoptó dicho concepto recogido por la Constitución Política donde “elevó el manejo y la protección de los recursos naturales y el medio ambiente</w:t>
+      </w:r>
+      <w:r>
+        <w:rPr>
+          <w:sz w:val="20"/>
+          <w:szCs w:val="20"/>
+        </w:rPr>
+        <w:t>”</w:t>
+      </w:r>
+      <w:r>
+        <w:rPr>
+          <w:sz w:val="20"/>
+          <w:szCs w:val="20"/>
+        </w:rPr>
+        <w:t>, en otras palabras, la biodiversidad, a la categoría de norma constitucional, mediante el reconocimiento de</w:t>
+      </w:r>
+      <w:r>
+        <w:rPr>
           <w:sz w:val="20"/>
           <w:szCs w:val="20"/>
         </w:rPr>
@@ -3388,7 +3399,6 @@
       <w:pPr>
         <w:spacing w:line="360" w:lineRule="auto"/>
         <w:rPr>
-          <w:noProof/>
           <w:sz w:val="20"/>
           <w:szCs w:val="20"/>
         </w:rPr>
@@ -3408,7 +3418,7 @@
             <wp:positionV relativeFrom="paragraph">
               <wp:posOffset>2210</wp:posOffset>
             </wp:positionV>
-            <wp:extent cx="3138805" cy="3364865"/>
+            <wp:extent cx="3015155" cy="3232310"/>
             <wp:effectExtent l="0" t="0" r="4445" b="6985"/>
             <wp:wrapTight wrapText="bothSides">
               <wp:wrapPolygon edited="0">
@@ -3419,7 +3429,7 @@
                 <wp:lineTo x="0" y="0"/>
               </wp:wrapPolygon>
             </wp:wrapTight>
-            <wp:docPr id="1872302978" name="Imagen 1"/>
+            <wp:docPr id="1872302978" name="Imagen 1" title=""/>
             <wp:cNvGraphicFramePr>
               <a:graphicFrameLocks xmlns:a="http://schemas.openxmlformats.org/drawingml/2006/main" noChangeAspect="1"/>
             </wp:cNvGraphicFramePr>
@@ -3432,7 +3442,7 @@
                   </pic:nvPicPr>
                   <pic:blipFill>
                     <a:blip r:embed="rId21">
-                      <a:extLst>
+                      <a:extLst xmlns:a="http://schemas.openxmlformats.org/drawingml/2006/main">
                         <a:ext uri="{28A0092B-C50C-407E-A947-70E740481C1C}">
                           <a14:useLocalDpi xmlns:a14="http://schemas.microsoft.com/office/drawing/2010/main" val="0"/>
                         </a:ext>
@@ -3443,9 +3453,9 @@
                     </a:stretch>
                   </pic:blipFill>
                   <pic:spPr>
-                    <a:xfrm>
+                    <a:xfrm rot="0" flipH="0" flipV="0">
                       <a:off x="0" y="0"/>
-                      <a:ext cx="3138805" cy="3364865"/>
+                      <a:ext cx="3015155" cy="3232310"/>
                     </a:xfrm>
                     <a:prstGeom prst="rect">
                       <a:avLst/>
@@ -3473,6 +3483,8 @@
       <w:commentRangeStart w:id="6"/>
       <w:r>
         <w:rPr>
+          <w:i w:val="1"/>
+          <w:iCs w:val="1"/>
           <w:sz w:val="20"/>
           <w:szCs w:val="20"/>
         </w:rPr>
@@ -3497,45 +3509,24 @@
           <w:sz w:val="20"/>
           <w:szCs w:val="20"/>
         </w:rPr>
-        <w:t xml:space="preserve">de la biodiversidad. Aunque cualquier ANP contribuye a la protección de la biodiversidad, la aplicación rigurosa de criterios científicos permite optimizar su capacidad para conservar de manera efectiva los componentes y procesos ecológicos en diversas escalas espaciales y temporales (Propuesta Técnica para la Formulación del Plan de Acción en Biodiversidad, </w:t>
-      </w:r>
-      <w:proofErr w:type="spellStart"/>
-      <w:r>
-        <w:rPr>
-          <w:sz w:val="20"/>
-          <w:szCs w:val="20"/>
-        </w:rPr>
-        <w:t>IAvH</w:t>
-      </w:r>
-      <w:proofErr w:type="spellEnd"/>
-      <w:r>
-        <w:rPr>
-          <w:sz w:val="20"/>
-          <w:szCs w:val="20"/>
-        </w:rPr>
-        <w:t xml:space="preserve">, </w:t>
-      </w:r>
-      <w:r>
-        <w:rPr>
-          <w:sz w:val="20"/>
-          <w:szCs w:val="20"/>
-        </w:rPr>
-        <w:t>2019</w:t>
-      </w:r>
-      <w:r>
-        <w:rPr>
-          <w:sz w:val="20"/>
-          <w:szCs w:val="20"/>
-        </w:rPr>
-        <w:t>).</w:t>
-      </w:r>
-      <w:r>
-        <w:rPr>
-          <w:noProof/>
-          <w:sz w:val="20"/>
-          <w:szCs w:val="20"/>
-        </w:rPr>
-        <w:t xml:space="preserve"> </w:t>
+        <w:t xml:space="preserve">de la biodiversidad. Aunque cualquier ANP contribuye a la protección de la biodiversidad, la aplicación rigurosa de criterios científicos permite optimizar su capacidad para conservar de manera efectiva los componentes y procesos ecológicos en diversas escalas espaciales y temporale</w:t>
+      </w:r>
+      <w:r>
+        <w:rPr>
+          <w:sz w:val="20"/>
+          <w:szCs w:val="20"/>
+        </w:rPr>
+        <w:t xml:space="preserve">s. </w:t>
+      </w:r>
+      <w:r>
+        <w:rPr>
+          <w:rFonts w:ascii="Arial" w:hAnsi="Arial" w:eastAsia="Arial" w:cs="Arial"/>
+          <w:noProof w:val="0"/>
+          <w:sz w:val="20"/>
+          <w:szCs w:val="20"/>
+          <w:lang w:val="es-CO"/>
+        </w:rPr>
+        <w:t>(Echeverry-Galvis et al., 2019).</w:t>
       </w:r>
     </w:p>
     <w:p>
@@ -3546,15 +3537,6 @@
           <w:szCs w:val="20"/>
         </w:rPr>
       </w:pPr>
-    </w:p>
-    <w:p>
-      <w:pPr>
-        <w:spacing w:line="360" w:lineRule="auto"/>
-        <w:rPr>
-          <w:sz w:val="20"/>
-          <w:szCs w:val="20"/>
-        </w:rPr>
-      </w:pPr>
       <w:commentRangeStart w:id="7"/>
       <w:r>
         <w:rPr>
@@ -3563,17 +3545,33 @@
         </w:rPr>
         <w:t xml:space="preserve">Nota: </w:t>
       </w:r>
-      <w:proofErr w:type="spellStart"/>
-      <w:r>
-        <w:rPr>
-          <w:b/>
-          <w:bCs/>
-          <w:sz w:val="20"/>
-          <w:szCs w:val="20"/>
-        </w:rPr>
-        <w:t>IAvH</w:t>
-      </w:r>
-      <w:proofErr w:type="spellEnd"/>
+      <w:r>
+        <w:rPr>
+          <w:b w:val="1"/>
+          <w:bCs w:val="1"/>
+          <w:sz w:val="20"/>
+          <w:szCs w:val="20"/>
+        </w:rPr>
+        <w:t>IA</w:t>
+      </w:r>
+      <w:r>
+        <w:rPr>
+          <w:b w:val="1"/>
+          <w:bCs w:val="1"/>
+          <w:sz w:val="20"/>
+          <w:szCs w:val="20"/>
+        </w:rPr>
+        <w:t>V</w:t>
+      </w:r>
+      <w:r>
+        <w:rPr>
+          <w:b w:val="1"/>
+          <w:bCs w:val="1"/>
+          <w:sz w:val="20"/>
+          <w:szCs w:val="20"/>
+        </w:rPr>
+        <w:t>H</w:t>
+      </w:r>
       <w:r>
         <w:rPr>
           <w:sz w:val="20"/>
@@ -3581,7 +3579,6 @@
         </w:rPr>
         <w:t xml:space="preserve">: Instituto de Investigación de Recursos Biológicos Alexander </w:t>
       </w:r>
-      <w:proofErr w:type="spellStart"/>
       <w:r>
         <w:rPr>
           <w:sz w:val="20"/>
@@ -3589,7 +3586,6 @@
         </w:rPr>
         <w:t>Von</w:t>
       </w:r>
-      <w:proofErr w:type="spellEnd"/>
       <w:r>
         <w:rPr>
           <w:sz w:val="20"/>
@@ -3600,9 +3596,7 @@
       <w:commentRangeEnd w:id="7"/>
       <w:r>
         <w:rPr>
-          <w:rStyle w:val="Refdecomentario"/>
-          <w:sz w:val="20"/>
-          <w:szCs w:val="20"/>
+          <w:rStyle w:val="CommentReference"/>
         </w:rPr>
         <w:commentReference w:id="7"/>
       </w:r>
@@ -4207,53 +4201,43 @@
       <w:pPr>
         <w:spacing w:line="360" w:lineRule="auto"/>
         <w:rPr>
-          <w:b/>
-          <w:bCs/>
-          <w:i/>
-          <w:iCs/>
-          <w:sz w:val="20"/>
-          <w:szCs w:val="20"/>
-        </w:rPr>
-      </w:pPr>
-      <w:r>
-        <w:rPr>
-          <w:b/>
-          <w:bCs/>
-          <w:i/>
-          <w:iCs/>
+          <w:b w:val="1"/>
+          <w:bCs w:val="1"/>
+          <w:i w:val="1"/>
+          <w:iCs w:val="1"/>
+          <w:sz w:val="20"/>
+          <w:szCs w:val="20"/>
+        </w:rPr>
+      </w:pPr>
+      <w:r>
+        <w:rPr>
+          <w:b w:val="1"/>
+          <w:bCs w:val="1"/>
+          <w:i w:val="1"/>
+          <w:iCs w:val="1"/>
           <w:sz w:val="20"/>
           <w:szCs w:val="20"/>
         </w:rPr>
         <w:t xml:space="preserve">Figura 2. Objetos de </w:t>
       </w:r>
-      <w:commentRangeStart w:id="12"/>
-      <w:commentRangeStart w:id="13"/>
-      <w:r>
-        <w:rPr>
-          <w:b/>
-          <w:bCs/>
-          <w:i/>
-          <w:iCs/>
+      <w:r>
+        <w:rPr>
+          <w:b w:val="1"/>
+          <w:bCs w:val="1"/>
+          <w:i w:val="1"/>
+          <w:iCs w:val="1"/>
           <w:sz w:val="20"/>
           <w:szCs w:val="20"/>
         </w:rPr>
         <w:t>observación</w:t>
       </w:r>
-      <w:commentRangeEnd w:id="12"/>
-      <w:r>
-        <w:rPr>
-          <w:rStyle w:val="Refdecomentario"/>
-          <w:sz w:val="20"/>
-          <w:szCs w:val="20"/>
-        </w:rPr>
-        <w:commentReference w:id="12"/>
-      </w:r>
-      <w:commentRangeEnd w:id="13"/>
-      <w:r>
-        <w:rPr>
-          <w:rStyle w:val="Refdecomentario"/>
-        </w:rPr>
-        <w:commentReference w:id="13"/>
+      <w:commentRangeStart w:id="313766290"/>
+      <w:commentRangeEnd w:id="313766290"/>
+      <w:r>
+        <w:rPr>
+          <w:rStyle w:val="CommentReference"/>
+        </w:rPr>
+        <w:commentReference w:id="313766290"/>
       </w:r>
     </w:p>
     <w:p>
@@ -9509,6 +9493,8 @@
       <w:r>
         <w:rPr>
           <w:rFonts w:ascii="Arial" w:hAnsi="Arial" w:cs="Arial"/>
+          <w:i w:val="1"/>
+          <w:iCs w:val="1"/>
           <w:sz w:val="20"/>
           <w:szCs w:val="20"/>
         </w:rPr>
@@ -9517,6 +9503,8 @@
       <w:r>
         <w:rPr>
           <w:rFonts w:ascii="Arial" w:hAnsi="Arial" w:cs="Arial"/>
+          <w:i w:val="1"/>
+          <w:iCs w:val="1"/>
           <w:spacing w:val="-3"/>
           <w:sz w:val="20"/>
           <w:szCs w:val="20"/>
@@ -9526,6 +9514,8 @@
       <w:r>
         <w:rPr>
           <w:rFonts w:ascii="Arial" w:hAnsi="Arial" w:cs="Arial"/>
+          <w:i w:val="1"/>
+          <w:iCs w:val="1"/>
           <w:sz w:val="20"/>
           <w:szCs w:val="20"/>
         </w:rPr>
@@ -11115,85 +11105,21 @@
             <w:pPr>
               <w:spacing w:line="360" w:lineRule="auto"/>
               <w:rPr>
-                <w:rFonts w:ascii="Arial" w:hAnsi="Arial" w:eastAsia="Arial" w:cs="Arial"/>
                 <w:b w:val="0"/>
                 <w:bCs w:val="0"/>
-                <w:i w:val="0"/>
-                <w:iCs w:val="0"/>
-                <w:caps w:val="0"/>
-                <w:smallCaps w:val="0"/>
                 <w:noProof w:val="0"/>
-                <w:color w:val="05103E"/>
-                <w:sz w:val="20"/>
-                <w:szCs w:val="20"/>
                 <w:lang w:val="es-CO"/>
               </w:rPr>
             </w:pPr>
             <w:r>
               <w:rPr>
-                <w:rFonts w:ascii="Arial" w:hAnsi="Arial" w:eastAsia="Arial" w:cs="Arial"/>
                 <w:b w:val="0"/>
                 <w:bCs w:val="0"/>
-                <w:i w:val="0"/>
-                <w:iCs w:val="0"/>
-                <w:caps w:val="0"/>
-                <w:smallCaps w:val="0"/>
                 <w:noProof w:val="0"/>
-                <w:color w:val="05103E"/>
-                <w:sz w:val="20"/>
-                <w:szCs w:val="20"/>
                 <w:lang w:val="es-CO"/>
               </w:rPr>
-              <w:t xml:space="preserve">La OMT subraya en la COP13 el potencial del Turismo para conservar la Biodiversidad. (2016, 19 diciembre). </w:t>
-            </w:r>
-            <w:r>
-              <w:rPr>
-                <w:rFonts w:ascii="Arial" w:hAnsi="Arial" w:eastAsia="Arial" w:cs="Arial"/>
-                <w:b w:val="0"/>
-                <w:bCs w:val="0"/>
-                <w:i w:val="0"/>
-                <w:iCs w:val="0"/>
-                <w:caps w:val="0"/>
-                <w:smallCaps w:val="0"/>
-                <w:noProof w:val="0"/>
-                <w:color w:val="05103E"/>
-                <w:sz w:val="20"/>
-                <w:szCs w:val="20"/>
-                <w:lang w:val="es-CO"/>
-              </w:rPr>
-              <w:t>ONU Turismo</w:t>
-            </w:r>
-            <w:r>
-              <w:rPr>
-                <w:rFonts w:ascii="Arial" w:hAnsi="Arial" w:eastAsia="Arial" w:cs="Arial"/>
-                <w:b w:val="0"/>
-                <w:bCs w:val="0"/>
-                <w:i w:val="0"/>
-                <w:iCs w:val="0"/>
-                <w:caps w:val="0"/>
-                <w:smallCaps w:val="0"/>
-                <w:noProof w:val="0"/>
-                <w:color w:val="05103E"/>
-                <w:sz w:val="20"/>
-                <w:szCs w:val="20"/>
-                <w:lang w:val="es-CO"/>
-              </w:rPr>
-              <w:t>. https://www.unwto.org/es/archive/press-release/2016-12-19/la-omt-subraya-en-la-cop13-el-potencial-del-turismo-para-conservar-la-biodi#:~:text=El%20Turismo%20puede%20contribuir%20en,la%20inauguraci%C3%B3n%20de%20la%20Conferencia.</w:t>
-            </w:r>
-          </w:p>
-          <w:p>
-            <w:pPr>
-              <w:pStyle w:val="Normal0"/>
-              <w:spacing w:line="360" w:lineRule="auto"/>
-              <w:rPr>
-                <w:rFonts w:ascii="Arial" w:hAnsi="Arial" w:eastAsia="Arial" w:cs="Arial"/>
-                <w:i w:val="0"/>
-                <w:iCs w:val="0"/>
-                <w:color w:val="auto"/>
-                <w:sz w:val="20"/>
-                <w:szCs w:val="20"/>
-              </w:rPr>
-            </w:pPr>
+              <w:t>ONU Turismo. (2016). La OMT subraya en la COP13 el potencial del Turismo para conservar la Biodiversidad.</w:t>
+            </w:r>
           </w:p>
         </w:tc>
         <w:tc>
@@ -11346,6 +11272,33 @@
           </w:tcPr>
           <w:p>
             <w:pPr>
+              <w:spacing w:before="0" w:beforeAutospacing="off" w:after="0" w:afterAutospacing="off" w:line="360" w:lineRule="auto"/>
+              <w:rPr>
+                <w:rFonts w:ascii="Arial" w:hAnsi="Arial" w:eastAsia="Arial" w:cs="Arial"/>
+                <w:b w:val="0"/>
+                <w:bCs w:val="0"/>
+                <w:noProof w:val="0"/>
+                <w:sz w:val="20"/>
+                <w:szCs w:val="20"/>
+                <w:lang w:val="es-CO"/>
+              </w:rPr>
+            </w:pPr>
+            <w:r>
+              <w:rPr>
+                <w:rFonts w:ascii="Arial" w:hAnsi="Arial" w:eastAsia="Arial" w:cs="Arial"/>
+                <w:b w:val="0"/>
+                <w:bCs w:val="0"/>
+                <w:noProof w:val="0"/>
+                <w:sz w:val="20"/>
+                <w:szCs w:val="20"/>
+                <w:lang w:val="es-CO"/>
+              </w:rPr>
+              <w:t>ONU Turismo. (s.f.). Código Ético Mundial para el Turismo.</w:t>
+            </w:r>
+          </w:p>
+          <w:p>
+            <w:pPr>
+              <w:pStyle w:val="Normal"/>
               <w:spacing w:line="360" w:lineRule="auto"/>
               <w:rPr>
                 <w:rFonts w:ascii="Arial" w:hAnsi="Arial" w:eastAsia="Arial" w:cs="Arial"/>
@@ -11360,80 +11313,6 @@
                 <w:sz w:val="20"/>
                 <w:szCs w:val="20"/>
                 <w:lang w:val="es-CO"/>
-              </w:rPr>
-            </w:pPr>
-            <w:r>
-              <w:rPr>
-                <w:rFonts w:ascii="Arial" w:hAnsi="Arial" w:eastAsia="Arial" w:cs="Arial"/>
-                <w:b w:val="0"/>
-                <w:bCs w:val="0"/>
-                <w:i w:val="0"/>
-                <w:iCs w:val="0"/>
-                <w:caps w:val="0"/>
-                <w:smallCaps w:val="0"/>
-                <w:noProof w:val="0"/>
-                <w:color w:val="05103E"/>
-                <w:sz w:val="20"/>
-                <w:szCs w:val="20"/>
-                <w:lang w:val="es-CO"/>
-              </w:rPr>
-              <w:t>Código Ético Mundial para el Turismo</w:t>
-            </w:r>
-            <w:r>
-              <w:rPr>
-                <w:rFonts w:ascii="Arial" w:hAnsi="Arial" w:eastAsia="Arial" w:cs="Arial"/>
-                <w:b w:val="0"/>
-                <w:bCs w:val="0"/>
-                <w:i w:val="0"/>
-                <w:iCs w:val="0"/>
-                <w:caps w:val="0"/>
-                <w:smallCaps w:val="0"/>
-                <w:noProof w:val="0"/>
-                <w:color w:val="05103E"/>
-                <w:sz w:val="20"/>
-                <w:szCs w:val="20"/>
-                <w:lang w:val="es-CO"/>
-              </w:rPr>
-              <w:t>. (s. f.). https://www.unwto.org/es/codigo-etico-mundial-para-el-turismo</w:t>
-            </w:r>
-          </w:p>
-          <w:p w14:noSpellErr="1">
-            <w:pPr>
-              <w:pStyle w:val="Normal0"/>
-              <w:spacing w:line="360" w:lineRule="auto"/>
-              <w:rPr>
-                <w:rFonts w:ascii="Arial" w:hAnsi="Arial" w:eastAsia="Arial" w:cs="Arial"/>
-                <w:i w:val="0"/>
-                <w:iCs w:val="0"/>
-                <w:sz w:val="20"/>
-                <w:szCs w:val="20"/>
-              </w:rPr>
-            </w:pPr>
-            <w:hyperlink r:id="R825a7c90a3374bcf">
-              <w:r>
-                <w:rPr>
-                  <w:rStyle w:val="Hipervnculo"/>
-                  <w:rFonts w:ascii="Arial" w:hAnsi="Arial" w:eastAsia="Arial" w:cs="Arial"/>
-                  <w:i w:val="0"/>
-                  <w:iCs w:val="0"/>
-                  <w:color w:val="auto"/>
-                  <w:sz w:val="20"/>
-                  <w:szCs w:val="20"/>
-                </w:rPr>
-                <w:t>https://www.unwto.org/es/codigo-etico-mundial-para-el-turismo</w:t>
-              </w:r>
-            </w:hyperlink>
-          </w:p>
-          <w:p w14:noSpellErr="1">
-            <w:pPr>
-              <w:pStyle w:val="Normal0"/>
-              <w:spacing w:line="360" w:lineRule="auto"/>
-              <w:rPr>
-                <w:rFonts w:ascii="Arial" w:hAnsi="Arial" w:eastAsia="Arial" w:cs="Arial"/>
-                <w:i w:val="0"/>
-                <w:iCs w:val="0"/>
-                <w:sz w:val="20"/>
-                <w:szCs w:val="20"/>
               </w:rPr>
             </w:pPr>
           </w:p>
@@ -11462,7 +11341,7 @@
                 <w:sz w:val="18"/>
                 <w:szCs w:val="18"/>
               </w:rPr>
-              <w:t>Otro</w:t>
+              <w:t>Página Web</w:t>
             </w:r>
           </w:p>
         </w:tc>
@@ -14294,6 +14173,7 @@
               <w:left w:val="nil"/>
             </w:tcBorders>
             <w:shd w:val="clear" w:color="auto" w:fill="auto"/>
+            <w:tcMar/>
           </w:tcPr>
           <w:p>
             <w:pPr>
@@ -14310,6 +14190,7 @@
         <w:tc>
           <w:tcPr>
             <w:tcW w:w="2138" w:type="dxa"/>
+            <w:tcMar/>
           </w:tcPr>
           <w:p>
             <w:pPr>
@@ -14333,6 +14214,7 @@
         <w:tc>
           <w:tcPr>
             <w:tcW w:w="1701" w:type="dxa"/>
+            <w:tcMar/>
           </w:tcPr>
           <w:p>
             <w:pPr>
@@ -14356,6 +14238,7 @@
         <w:tc>
           <w:tcPr>
             <w:tcW w:w="1843" w:type="dxa"/>
+            <w:tcMar/>
           </w:tcPr>
           <w:p>
             <w:pPr>
@@ -14379,6 +14262,7 @@
         <w:tc>
           <w:tcPr>
             <w:tcW w:w="1044" w:type="dxa"/>
+            <w:tcMar/>
           </w:tcPr>
           <w:p>
             <w:pPr>
@@ -14402,6 +14286,7 @@
         <w:tc>
           <w:tcPr>
             <w:tcW w:w="1977" w:type="dxa"/>
+            <w:tcMar/>
           </w:tcPr>
           <w:p>
             <w:pPr>
@@ -14430,6 +14315,7 @@
         <w:tc>
           <w:tcPr>
             <w:tcW w:w="1264" w:type="dxa"/>
+            <w:tcMar/>
           </w:tcPr>
           <w:p>
             <w:pPr>
@@ -14454,6 +14340,7 @@
           <w:tcPr>
             <w:tcW w:w="2138" w:type="dxa"/>
             <w:shd w:val="clear" w:color="auto" w:fill="DAEEF3" w:themeFill="accent5" w:themeFillTint="33"/>
+            <w:tcMar/>
             <w:vAlign w:val="center"/>
           </w:tcPr>
           <w:p>
@@ -14479,6 +14366,7 @@
           <w:tcPr>
             <w:tcW w:w="1701" w:type="dxa"/>
             <w:shd w:val="clear" w:color="auto" w:fill="DAEEF3" w:themeFill="accent5" w:themeFillTint="33"/>
+            <w:tcMar/>
             <w:vAlign w:val="center"/>
           </w:tcPr>
           <w:p>
@@ -14510,7 +14398,21 @@
                 <w:sz w:val="20"/>
                 <w:szCs w:val="20"/>
               </w:rPr>
-              <w:t xml:space="preserve"> Instruccional</w:t>
+              <w:t xml:space="preserve"> </w:t>
+            </w:r>
+            <w:r>
+              <w:rPr>
+                <w:sz w:val="20"/>
+                <w:szCs w:val="20"/>
+              </w:rPr>
+              <w:t>i</w:t>
+            </w:r>
+            <w:r>
+              <w:rPr>
+                <w:sz w:val="20"/>
+                <w:szCs w:val="20"/>
+              </w:rPr>
+              <w:t>nstruccional</w:t>
             </w:r>
           </w:p>
         </w:tc>
@@ -14518,6 +14420,7 @@
           <w:tcPr>
             <w:tcW w:w="1843" w:type="dxa"/>
             <w:shd w:val="clear" w:color="auto" w:fill="DAEEF3" w:themeFill="accent5" w:themeFillTint="33"/>
+            <w:tcMar/>
             <w:vAlign w:val="center"/>
           </w:tcPr>
           <w:p>
@@ -14561,6 +14464,7 @@
           <w:tcPr>
             <w:tcW w:w="1044" w:type="dxa"/>
             <w:shd w:val="clear" w:color="auto" w:fill="DAEEF3" w:themeFill="accent5" w:themeFillTint="33"/>
+            <w:tcMar/>
             <w:vAlign w:val="center"/>
           </w:tcPr>
           <w:p>
@@ -14593,6 +14497,7 @@
           <w:tcPr>
             <w:tcW w:w="1977" w:type="dxa"/>
             <w:shd w:val="clear" w:color="auto" w:fill="DAEEF3" w:themeFill="accent5" w:themeFillTint="33"/>
+            <w:tcMar/>
             <w:vAlign w:val="center"/>
           </w:tcPr>
           <w:p>
@@ -14934,46 +14839,6 @@
       </w:r>
     </w:p>
   </w:comment>
-  <w:comment w:initials="SM" w:author="Sandra Paola Morales Paez" w:date="2025-04-23T07:23:00Z" w:id="12">
-    <w:p>
-      <w:pPr>
-        <w:pStyle w:val="Textocomentario"/>
-      </w:pPr>
-      <w:r>
-        <w:rPr>
-          <w:rStyle w:val="Refdecomentario"/>
-        </w:rPr>
-        <w:annotationRef/>
-      </w:r>
-      <w:r>
-        <w:t>Texto alternativo:</w:t>
-      </w:r>
-    </w:p>
-    <w:p>
-      <w:pPr>
-        <w:pStyle w:val="Textocomentario"/>
-      </w:pPr>
-      <w:r>
-        <w:t xml:space="preserve">La figura presenta una clasificación de los objetos de observación en la gestión ambiental. Estos se agrupan en dos bloques. El primero incluye: actores sociales y formas de gobierno, áreas protegidas y categorías de manejo, autoridades ambientales con sus niveles de gestión, y subsistemas. El segundo bloque contempla: mecanismos de coordinación, articulación e interacción, principios y deberes ambientales, e instrumentos para el desarrollo de política. </w:t>
-      </w:r>
-    </w:p>
-  </w:comment>
-  <w:comment w:initials="SM" w:author="Sandra Paola Morales Paez" w:date="2025-05-26T18:10:00Z" w:id="13">
-    <w:p>
-      <w:pPr>
-        <w:pStyle w:val="Textocomentario"/>
-      </w:pPr>
-      <w:r>
-        <w:rPr>
-          <w:rStyle w:val="Refdecomentario"/>
-        </w:rPr>
-        <w:annotationRef/>
-      </w:r>
-      <w:r>
-        <w:t xml:space="preserve">Rediseñar figura según paleta de colores y puntuación. </w:t>
-      </w:r>
-    </w:p>
-  </w:comment>
   <w:comment w:initials="SM" w:author="Sandra Paola Morales Paez" w:date="2025-04-23T07:24:00Z" w:id="14">
     <w:p>
       <w:pPr>
@@ -15142,6 +15007,30 @@
       </w:r>
       <w:r>
         <w:t xml:space="preserve">se confirman los dos temas 1 y 2 y el tercero corresponde a este </w:t>
+      </w:r>
+    </w:p>
+  </w:comment>
+  <w:comment xmlns:w="http://schemas.openxmlformats.org/wordprocessingml/2006/main" w:initials="SP" w:author="Sandra Paola Morales Páez" w:date="2025-06-27T07:30:33" w:id="313766290">
+    <w:p xmlns:w14="http://schemas.microsoft.com/office/word/2010/wordml" xmlns:w="http://schemas.openxmlformats.org/wordprocessingml/2006/main">
+      <w:pPr>
+        <w:pStyle w:val="CommentText"/>
+      </w:pPr>
+      <w:r>
+        <w:rPr>
+          <w:rStyle w:val="CommentReference"/>
+        </w:rPr>
+        <w:annotationRef/>
+      </w:r>
+      <w:r>
+        <w:t>Texto alternativo:</w:t>
+      </w:r>
+    </w:p>
+    <w:p xmlns:w14="http://schemas.microsoft.com/office/word/2010/wordml" xmlns:w="http://schemas.openxmlformats.org/wordprocessingml/2006/main">
+      <w:pPr>
+        <w:pStyle w:val="CommentText"/>
+      </w:pPr>
+      <w:r>
+        <w:t>La figura presenta una clasificación de los objetos de observación en la gestión ambiental. Estos se agrupan en dos bloques. El primero incluye: actores sociales y formas de gobierno, áreas protegidas y categorías de manejo, autoridades ambientales con sus niveles de gestión, y subsistemas. El segundo bloque contempla: mecanismos de coordinación, articulación e interacción, principios y deberes ambientales, e instrumentos para el desarrollo de política.</w:t>
       </w:r>
     </w:p>
   </w:comment>
@@ -15162,8 +15051,6 @@
   <w15:commentEx w15:done="0" w15:paraId="601F51E5"/>
   <w15:commentEx w15:done="0" w15:paraId="409C08FC"/>
   <w15:commentEx w15:done="0" w15:paraId="2DA2193D"/>
-  <w15:commentEx w15:done="0" w15:paraId="49D950EF"/>
-  <w15:commentEx w15:done="0" w15:paraId="6BE11E8F" w15:paraIdParent="49D950EF"/>
   <w15:commentEx w15:done="0" w15:paraId="0DD50D89"/>
   <w15:commentEx w15:done="0" w15:paraId="770B602A"/>
   <w15:commentEx w15:done="0" w15:paraId="0727C2B2"/>
@@ -15173,6 +15060,7 @@
   <w15:commentEx w15:done="0" w15:paraId="19E378C6"/>
   <w15:commentEx w15:done="0" w15:paraId="52D14DBD"/>
   <w15:commentEx w15:done="0" w15:paraId="74090BC5"/>
+  <w15:commentEx w15:done="0" w15:paraId="04621567"/>
 </w15:commentsEx>
 </file>
 
@@ -15190,8 +15078,7 @@
   <w16cex:commentExtensible w16cex:durableId="10841487" w16cex:dateUtc="2025-04-17T22:32:00Z"/>
   <w16cex:commentExtensible w16cex:durableId="312E0107" w16cex:dateUtc="2025-04-23T12:17:00Z"/>
   <w16cex:commentExtensible w16cex:durableId="063E5F71" w16cex:dateUtc="2025-04-23T12:21:00Z"/>
-  <w16cex:commentExtensible w16cex:durableId="4480BF52" w16cex:dateUtc="2025-04-23T12:23:00Z"/>
-  <w16cex:commentExtensible w16cex:durableId="749BA410" w16cex:dateUtc="2025-05-26T23:10:00Z"/>
+  <w16cex:commentExtensible w16cex:durableId="1E6D34B7" w16cex:dateUtc="2025-06-27T12:30:33.582Z"/>
   <w16cex:commentExtensible w16cex:durableId="118B8CF4" w16cex:dateUtc="2025-04-23T12:24:00Z"/>
   <w16cex:commentExtensible w16cex:durableId="372D2DB4" w16cex:dateUtc="2025-04-23T12:26:00Z"/>
   <w16cex:commentExtensible w16cex:durableId="7239E876" w16cex:dateUtc="2025-04-24T02:04:00Z"/>
@@ -15218,8 +15105,6 @@
   <w16cid:commentId w16cid:paraId="601F51E5" w16cid:durableId="10841487"/>
   <w16cid:commentId w16cid:paraId="409C08FC" w16cid:durableId="312E0107"/>
   <w16cid:commentId w16cid:paraId="2DA2193D" w16cid:durableId="063E5F71"/>
-  <w16cid:commentId w16cid:paraId="49D950EF" w16cid:durableId="4480BF52"/>
-  <w16cid:commentId w16cid:paraId="6BE11E8F" w16cid:durableId="749BA410"/>
   <w16cid:commentId w16cid:paraId="0DD50D89" w16cid:durableId="118B8CF4"/>
   <w16cid:commentId w16cid:paraId="770B602A" w16cid:durableId="372D2DB4"/>
   <w16cid:commentId w16cid:paraId="0727C2B2" w16cid:durableId="7239E876"/>
@@ -15229,6 +15114,7 @@
   <w16cid:commentId w16cid:paraId="19E378C6" w16cid:durableId="4B249465"/>
   <w16cid:commentId w16cid:paraId="52D14DBD" w16cid:durableId="20ED66C9"/>
   <w16cid:commentId w16cid:paraId="74090BC5" w16cid:durableId="5719B768"/>
+  <w16cid:commentId w16cid:paraId="04621567" w16cid:durableId="1E6D34B7"/>
 </w16cid:commentsIds>
 </file>
 
